--- a/QTQLĐT&HTQT03/QTQLĐT&HTQT03BM03.docx
+++ b/QTQLĐT&HTQT03/QTQLĐT&HTQT03BM03.docx
@@ -1,6 +1,6 @@
 
 <file path=word/document.xml><?xml version="1.0" encoding="utf-8"?>
-<w:document xmlns:wpc="http://schemas.microsoft.com/office/word/2010/wordprocessingCanvas" xmlns:cx="http://schemas.microsoft.com/office/drawing/2014/chartex" xmlns:cx1="http://schemas.microsoft.com/office/drawing/2015/9/8/chartex" xmlns:cx2="http://schemas.microsoft.com/office/drawing/2015/10/21/chartex" xmlns:cx3="http://schemas.microsoft.com/office/drawing/2016/5/9/chartex" xmlns:cx4="http://schemas.microsoft.com/office/drawing/2016/5/10/chartex" xmlns:cx5="http://schemas.microsoft.com/office/drawing/2016/5/11/chartex" xmlns:cx6="http://schemas.microsoft.com/office/drawing/2016/5/12/chartex" xmlns:cx7="http://schemas.microsoft.com/office/drawing/2016/5/13/chartex" xmlns:cx8="http://schemas.microsoft.com/office/drawing/2016/5/14/chartex" xmlns:mc="http://schemas.openxmlformats.org/markup-compatibility/2006" xmlns:aink="http://schemas.microsoft.com/office/drawing/2016/ink" xmlns:am3d="http://schemas.microsoft.com/office/drawing/2017/model3d" xmlns:o="urn:schemas-microsoft-com:office:office" xmlns:oel="http://schemas.microsoft.com/office/2019/extlst" xmlns:r="http://schemas.openxmlformats.org/officeDocument/2006/relationships" xmlns:m="http://schemas.openxmlformats.org/officeDocument/2006/math" xmlns:v="urn:schemas-microsoft-com:vml" xmlns:wp14="http://schemas.microsoft.com/office/word/2010/wordprocessingDrawing" xmlns:wp="http://schemas.openxmlformats.org/drawingml/2006/wordprocessingDrawing" xmlns:w10="urn:schemas-microsoft-com:office:word" xmlns:w="http://schemas.openxmlformats.org/wordprocessingml/2006/main" xmlns:w14="http://schemas.microsoft.com/office/word/2010/wordml" xmlns:w15="http://schemas.microsoft.com/office/word/2012/wordml" xmlns:w16cex="http://schemas.microsoft.com/office/word/2018/wordml/cex" xmlns:w16cid="http://schemas.microsoft.com/office/word/2016/wordml/cid" xmlns:w16="http://schemas.microsoft.com/office/word/2018/wordml" xmlns:w16sdtdh="http://schemas.microsoft.com/office/word/2020/wordml/sdtdatahash" xmlns:w16se="http://schemas.microsoft.com/office/word/2015/wordml/symex" xmlns:wpg="http://schemas.microsoft.com/office/word/2010/wordprocessingGroup" xmlns:wpi="http://schemas.microsoft.com/office/word/2010/wordprocessingInk" xmlns:wne="http://schemas.microsoft.com/office/word/2006/wordml" xmlns:wps="http://schemas.microsoft.com/office/word/2010/wordprocessingShape" mc:Ignorable="w14 w15 w16se w16cid w16 w16cex w16sdtdh wp14">
+<w:document xmlns:wpc="http://schemas.microsoft.com/office/word/2010/wordprocessingCanvas" xmlns:cx="http://schemas.microsoft.com/office/drawing/2014/chartex" xmlns:cx1="http://schemas.microsoft.com/office/drawing/2015/9/8/chartex" xmlns:cx2="http://schemas.microsoft.com/office/drawing/2015/10/21/chartex" xmlns:cx3="http://schemas.microsoft.com/office/drawing/2016/5/9/chartex" xmlns:cx4="http://schemas.microsoft.com/office/drawing/2016/5/10/chartex" xmlns:cx5="http://schemas.microsoft.com/office/drawing/2016/5/11/chartex" xmlns:cx6="http://schemas.microsoft.com/office/drawing/2016/5/12/chartex" xmlns:cx7="http://schemas.microsoft.com/office/drawing/2016/5/13/chartex" xmlns:cx8="http://schemas.microsoft.com/office/drawing/2016/5/14/chartex" xmlns:mc="http://schemas.openxmlformats.org/markup-compatibility/2006" xmlns:aink="http://schemas.microsoft.com/office/drawing/2016/ink" xmlns:am3d="http://schemas.microsoft.com/office/drawing/2017/model3d" xmlns:o="urn:schemas-microsoft-com:office:office" xmlns:oel="http://schemas.microsoft.com/office/2019/extlst" xmlns:r="http://schemas.openxmlformats.org/officeDocument/2006/relationships" xmlns:m="http://schemas.openxmlformats.org/officeDocument/2006/math" xmlns:v="urn:schemas-microsoft-com:vml" xmlns:wp14="http://schemas.microsoft.com/office/word/2010/wordprocessingDrawing" xmlns:wp="http://schemas.openxmlformats.org/drawingml/2006/wordprocessingDrawing" xmlns:w10="urn:schemas-microsoft-com:office:word" xmlns:w="http://schemas.openxmlformats.org/wordprocessingml/2006/main" xmlns:w14="http://schemas.microsoft.com/office/word/2010/wordml" xmlns:w15="http://schemas.microsoft.com/office/word/2012/wordml" xmlns:w16cex="http://schemas.microsoft.com/office/word/2018/wordml/cex" xmlns:w16cid="http://schemas.microsoft.com/office/word/2016/wordml/cid" xmlns:w16="http://schemas.microsoft.com/office/word/2018/wordml" xmlns:w16du="http://schemas.microsoft.com/office/word/2023/wordml/word16du" xmlns:w16sdtdh="http://schemas.microsoft.com/office/word/2020/wordml/sdtdatahash" xmlns:w16sdtfl="http://schemas.microsoft.com/office/word/2024/wordml/sdtformatlock" xmlns:w16se="http://schemas.microsoft.com/office/word/2015/wordml/symex" xmlns:wpg="http://schemas.microsoft.com/office/word/2010/wordprocessingGroup" xmlns:wpi="http://schemas.microsoft.com/office/word/2010/wordprocessingInk" xmlns:wne="http://schemas.microsoft.com/office/word/2006/wordml" xmlns:wps="http://schemas.microsoft.com/office/word/2010/wordprocessingShape" mc:Ignorable="w14 w15 w16se w16cid w16 w16cex w16sdtdh w16sdtfl w16du wp14">
   <w:body>
     <w:p>
       <w:pPr>
@@ -14,304 +14,6 @@
           <w:szCs w:val="32"/>
         </w:rPr>
       </w:pPr>
-      <w:r>
-        <w:rPr>
-          <w:rFonts w:ascii="Times New Roman" w:hAnsi="Times New Roman"/>
-          <w:noProof/>
-          <w:color w:val="000000" w:themeColor="text1"/>
-          <w:sz w:val="24"/>
-          <w:szCs w:val="24"/>
-        </w:rPr>
-        <mc:AlternateContent>
-          <mc:Choice Requires="wps">
-            <w:drawing>
-              <wp:anchor distT="0" distB="0" distL="114300" distR="114300" simplePos="0" relativeHeight="251661312" behindDoc="0" locked="0" layoutInCell="1" allowOverlap="1" wp14:anchorId="4B7C99BF" wp14:editId="06231A38">
-                <wp:simplePos x="0" y="0"/>
-                <wp:positionH relativeFrom="margin">
-                  <wp:posOffset>3541395</wp:posOffset>
-                </wp:positionH>
-                <wp:positionV relativeFrom="paragraph">
-                  <wp:posOffset>-79375</wp:posOffset>
-                </wp:positionV>
-                <wp:extent cx="2239200" cy="309880"/>
-                <wp:effectExtent l="0" t="0" r="27940" b="13970"/>
-                <wp:wrapNone/>
-                <wp:docPr id="2033362065" name="Text Box 105"/>
-                <wp:cNvGraphicFramePr>
-                  <a:graphicFrameLocks xmlns:a="http://schemas.openxmlformats.org/drawingml/2006/main"/>
-                </wp:cNvGraphicFramePr>
-                <a:graphic xmlns:a="http://schemas.openxmlformats.org/drawingml/2006/main">
-                  <a:graphicData uri="http://schemas.microsoft.com/office/word/2010/wordprocessingShape">
-                    <wps:wsp>
-                      <wps:cNvSpPr txBox="1">
-                        <a:spLocks noChangeArrowheads="1"/>
-                      </wps:cNvSpPr>
-                      <wps:spPr bwMode="auto">
-                        <a:xfrm>
-                          <a:off x="0" y="0"/>
-                          <a:ext cx="2239200" cy="309880"/>
-                        </a:xfrm>
-                        <a:prstGeom prst="rect">
-                          <a:avLst/>
-                        </a:prstGeom>
-                        <a:solidFill>
-                          <a:srgbClr val="FFFFFF"/>
-                        </a:solidFill>
-                        <a:ln w="9525">
-                          <a:solidFill>
-                            <a:srgbClr val="000000"/>
-                          </a:solidFill>
-                          <a:miter lim="800000"/>
-                          <a:headEnd/>
-                          <a:tailEnd/>
-                        </a:ln>
-                      </wps:spPr>
-                      <wps:txbx>
-                        <w:txbxContent>
-                          <w:p>
-                            <w:pPr>
-                              <w:jc w:val="center"/>
-                              <w:rPr>
-                                <w:rFonts w:ascii="Times New Roman" w:hAnsi="Times New Roman"/>
-                                <w:b/>
-                                <w:bCs/>
-                                <w:sz w:val="25"/>
-                                <w:szCs w:val="25"/>
-                              </w:rPr>
-                            </w:pPr>
-                            <w:r>
-                              <w:rPr>
-                                <w:rFonts w:ascii="Times New Roman" w:hAnsi="Times New Roman"/>
-                                <w:b/>
-                                <w:bCs/>
-                                <w:sz w:val="25"/>
-                                <w:szCs w:val="25"/>
-                              </w:rPr>
-                              <w:t>QTQL</w:t>
-                            </w:r>
-                            <w:r>
-                              <w:rPr>
-                                <w:rFonts w:ascii="Times New Roman" w:hAnsi="Times New Roman"/>
-                                <w:b/>
-                                <w:bCs/>
-                                <w:sz w:val="25"/>
-                                <w:szCs w:val="25"/>
-                              </w:rPr>
-                              <w:t>/ĐT&amp;HTQT/</w:t>
-                            </w:r>
-                            <w:r>
-                              <w:rPr>
-                                <w:rFonts w:ascii="Times New Roman" w:hAnsi="Times New Roman"/>
-                                <w:b/>
-                                <w:bCs/>
-                                <w:sz w:val="25"/>
-                                <w:szCs w:val="25"/>
-                              </w:rPr>
-                              <w:t>0</w:t>
-                            </w:r>
-                            <w:r>
-                              <w:rPr>
-                                <w:rFonts w:ascii="Times New Roman" w:hAnsi="Times New Roman"/>
-                                <w:b/>
-                                <w:bCs/>
-                                <w:sz w:val="25"/>
-                                <w:szCs w:val="25"/>
-                                <w:lang w:val="vi-VN"/>
-                              </w:rPr>
-                              <w:t>3</w:t>
-                            </w:r>
-                            <w:r>
-                              <w:rPr>
-                                <w:rFonts w:ascii="Times New Roman" w:hAnsi="Times New Roman"/>
-                                <w:b/>
-                                <w:bCs/>
-                                <w:sz w:val="25"/>
-                                <w:szCs w:val="25"/>
-                              </w:rPr>
-                              <w:t>/BM0</w:t>
-                            </w:r>
-                            <w:r>
-                              <w:rPr>
-                                <w:rFonts w:ascii="Times New Roman" w:hAnsi="Times New Roman"/>
-                                <w:b/>
-                                <w:bCs/>
-                                <w:sz w:val="25"/>
-                                <w:szCs w:val="25"/>
-                              </w:rPr>
-                              <w:t>3</w:t>
-                            </w:r>
-                          </w:p>
-                          <w:p>
-                            <w:pPr>
-                              <w:jc w:val="center"/>
-                              <w:rPr>
-                                <w:rFonts w:ascii="Times New Roman" w:hAnsi="Times New Roman"/>
-                                <w:b/>
-                                <w:bCs/>
-                                <w:sz w:val="25"/>
-                                <w:szCs w:val="25"/>
-                                <w:lang w:val="vi-VN"/>
-                              </w:rPr>
-                            </w:pPr>
-                          </w:p>
-                          <w:p>
-                            <w:pPr>
-                              <w:jc w:val="center"/>
-                              <w:rPr>
-                                <w:rFonts w:ascii="Calibri" w:hAnsi="Calibri"/>
-                                <w:sz w:val="25"/>
-                                <w:szCs w:val="25"/>
-                                <w:lang w:val="vi-VN"/>
-                              </w:rPr>
-                            </w:pPr>
-                            <w:r>
-                              <w:rPr>
-                                <w:rFonts w:ascii="Calibri" w:hAnsi="Calibri"/>
-                                <w:sz w:val="25"/>
-                                <w:szCs w:val="25"/>
-                              </w:rPr>
-                              <w:t xml:space="preserve"> </w:t>
-                            </w:r>
-                          </w:p>
-                        </w:txbxContent>
-                      </wps:txbx>
-                      <wps:bodyPr rot="0" vert="horz" wrap="square" lIns="91440" tIns="45720" rIns="91440" bIns="45720" anchor="t" anchorCtr="0" upright="1">
-                        <a:noAutofit/>
-                      </wps:bodyPr>
-                    </wps:wsp>
-                  </a:graphicData>
-                </a:graphic>
-                <wp14:sizeRelH relativeFrom="margin">
-                  <wp14:pctWidth>0</wp14:pctWidth>
-                </wp14:sizeRelH>
-                <wp14:sizeRelV relativeFrom="margin">
-                  <wp14:pctHeight>0</wp14:pctHeight>
-                </wp14:sizeRelV>
-              </wp:anchor>
-            </w:drawing>
-          </mc:Choice>
-          <mc:Fallback>
-            <w:pict>
-              <v:shapetype w14:anchorId="4B7C99BF" id="_x0000_t202" coordsize="21600,21600" o:spt="202" path="m,l,21600r21600,l21600,xe">
-                <v:stroke joinstyle="miter"/>
-                <v:path gradientshapeok="t" o:connecttype="rect"/>
-              </v:shapetype>
-              <v:shape id="Text Box 105" o:spid="_x0000_s1026" type="#_x0000_t202" style="position:absolute;margin-left:278.85pt;margin-top:-6.25pt;width:176.3pt;height:24.4pt;z-index:251661312;visibility:visible;mso-wrap-style:square;mso-width-percent:0;mso-height-percent:0;mso-wrap-distance-left:9pt;mso-wrap-distance-top:0;mso-wrap-distance-right:9pt;mso-wrap-distance-bottom:0;mso-position-horizontal:absolute;mso-position-horizontal-relative:margin;mso-position-vertical:absolute;mso-position-vertical-relative:text;mso-width-percent:0;mso-height-percent:0;mso-width-relative:margin;mso-height-relative:margin;v-text-anchor:top" o:gfxdata="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">
-                <v:textbox>
-                  <w:txbxContent>
-                    <w:p>
-                      <w:pPr>
-                        <w:jc w:val="center"/>
-                        <w:rPr>
-                          <w:rFonts w:ascii="Times New Roman" w:hAnsi="Times New Roman"/>
-                          <w:b/>
-                          <w:bCs/>
-                          <w:sz w:val="25"/>
-                          <w:szCs w:val="25"/>
-                        </w:rPr>
-                      </w:pPr>
-                      <w:r>
-                        <w:rPr>
-                          <w:rFonts w:ascii="Times New Roman" w:hAnsi="Times New Roman"/>
-                          <w:b/>
-                          <w:bCs/>
-                          <w:sz w:val="25"/>
-                          <w:szCs w:val="25"/>
-                        </w:rPr>
-                        <w:t>QTQL</w:t>
-                      </w:r>
-                      <w:r>
-                        <w:rPr>
-                          <w:rFonts w:ascii="Times New Roman" w:hAnsi="Times New Roman"/>
-                          <w:b/>
-                          <w:bCs/>
-                          <w:sz w:val="25"/>
-                          <w:szCs w:val="25"/>
-                        </w:rPr>
-                        <w:t>/ĐT&amp;HTQT/</w:t>
-                      </w:r>
-                      <w:r>
-                        <w:rPr>
-                          <w:rFonts w:ascii="Times New Roman" w:hAnsi="Times New Roman"/>
-                          <w:b/>
-                          <w:bCs/>
-                          <w:sz w:val="25"/>
-                          <w:szCs w:val="25"/>
-                        </w:rPr>
-                        <w:t>0</w:t>
-                      </w:r>
-                      <w:r>
-                        <w:rPr>
-                          <w:rFonts w:ascii="Times New Roman" w:hAnsi="Times New Roman"/>
-                          <w:b/>
-                          <w:bCs/>
-                          <w:sz w:val="25"/>
-                          <w:szCs w:val="25"/>
-                          <w:lang w:val="vi-VN"/>
-                        </w:rPr>
-                        <w:t>3</w:t>
-                      </w:r>
-                      <w:r>
-                        <w:rPr>
-                          <w:rFonts w:ascii="Times New Roman" w:hAnsi="Times New Roman"/>
-                          <w:b/>
-                          <w:bCs/>
-                          <w:sz w:val="25"/>
-                          <w:szCs w:val="25"/>
-                        </w:rPr>
-                        <w:t>/BM0</w:t>
-                      </w:r>
-                      <w:r>
-                        <w:rPr>
-                          <w:rFonts w:ascii="Times New Roman" w:hAnsi="Times New Roman"/>
-                          <w:b/>
-                          <w:bCs/>
-                          <w:sz w:val="25"/>
-                          <w:szCs w:val="25"/>
-                        </w:rPr>
-                        <w:t>3</w:t>
-                      </w:r>
-                    </w:p>
-                    <w:p>
-                      <w:pPr>
-                        <w:jc w:val="center"/>
-                        <w:rPr>
-                          <w:rFonts w:ascii="Times New Roman" w:hAnsi="Times New Roman"/>
-                          <w:b/>
-                          <w:bCs/>
-                          <w:sz w:val="25"/>
-                          <w:szCs w:val="25"/>
-                          <w:lang w:val="vi-VN"/>
-                        </w:rPr>
-                      </w:pPr>
-                    </w:p>
-                    <w:p>
-                      <w:pPr>
-                        <w:jc w:val="center"/>
-                        <w:rPr>
-                          <w:rFonts w:ascii="Calibri" w:hAnsi="Calibri"/>
-                          <w:sz w:val="25"/>
-                          <w:szCs w:val="25"/>
-                          <w:lang w:val="vi-VN"/>
-                        </w:rPr>
-                      </w:pPr>
-                      <w:r>
-                        <w:rPr>
-                          <w:rFonts w:ascii="Calibri" w:hAnsi="Calibri"/>
-                          <w:sz w:val="25"/>
-                          <w:szCs w:val="25"/>
-                        </w:rPr>
-                        <w:t xml:space="preserve"> </w:t>
-                      </w:r>
-                    </w:p>
-                  </w:txbxContent>
-                </v:textbox>
-                <w10:wrap anchorx="margin"/>
-              </v:shape>
-            </w:pict>
-          </mc:Fallback>
-        </mc:AlternateContent>
-      </w:r>
     </w:p>
     <w:tbl>
       <w:tblPr>
@@ -426,7 +128,7 @@
               <mc:AlternateContent>
                 <mc:Choice Requires="wps">
                   <w:drawing>
-                    <wp:anchor distT="0" distB="0" distL="114300" distR="114300" simplePos="0" relativeHeight="251659264" behindDoc="0" locked="0" layoutInCell="1" allowOverlap="1" wp14:anchorId="0BB1840E" wp14:editId="3423B8EC">
+                    <wp:anchor distT="0" distB="0" distL="114300" distR="114300" simplePos="0" relativeHeight="251659264" behindDoc="0" locked="0" layoutInCell="1" allowOverlap="1" wp14:anchorId="0DA63ACA" wp14:editId="3D2A193F">
                       <wp:simplePos x="0" y="0"/>
                       <wp:positionH relativeFrom="column">
                         <wp:posOffset>-1710690</wp:posOffset>
@@ -487,7 +189,7 @@
                 </mc:Choice>
                 <mc:Fallback>
                   <w:pict>
-                    <v:shapetype w14:anchorId="3D3E6637" id="_x0000_t32" coordsize="21600,21600" o:spt="32" o:oned="t" path="m,l21600,21600e" filled="f">
+                    <v:shapetype w14:anchorId="0E084113" id="_x0000_t32" coordsize="21600,21600" o:spt="32" o:oned="t" path="m,l21600,21600e" filled="f">
                       <v:path arrowok="t" fillok="f" o:connecttype="none"/>
                       <o:lock v:ext="edit" shapetype="t"/>
                     </v:shapetype>
@@ -553,7 +255,7 @@
               <mc:AlternateContent>
                 <mc:Choice Requires="wps">
                   <w:drawing>
-                    <wp:anchor distT="0" distB="0" distL="114300" distR="114300" simplePos="0" relativeHeight="251660288" behindDoc="0" locked="0" layoutInCell="1" allowOverlap="1" wp14:anchorId="5979F32D" wp14:editId="3672DD17">
+                    <wp:anchor distT="0" distB="0" distL="114300" distR="114300" simplePos="0" relativeHeight="251660288" behindDoc="0" locked="0" layoutInCell="1" allowOverlap="1" wp14:anchorId="131752C4" wp14:editId="00CEEA9F">
                       <wp:simplePos x="0" y="0"/>
                       <wp:positionH relativeFrom="column">
                         <wp:posOffset>1203960</wp:posOffset>
@@ -614,7 +316,7 @@
                 </mc:Choice>
                 <mc:Fallback>
                   <w:pict>
-                    <v:shape w14:anchorId="11E05162" id="Straight Arrow Connector 106" o:spid="_x0000_s1026" type="#_x0000_t32" style="position:absolute;margin-left:94.8pt;margin-top:.95pt;width:136.5pt;height:0;z-index:251660288;visibility:visible;mso-wrap-style:square;mso-width-percent:0;mso-height-percent:0;mso-wrap-distance-left:9pt;mso-wrap-distance-top:0;mso-wrap-distance-right:9pt;mso-wrap-distance-bottom:0;mso-position-horizontal:absolute;mso-position-horizontal-relative:text;mso-position-vertical:absolute;mso-position-vertical-relative:text;mso-width-percent:0;mso-height-percent:0;mso-width-relative:page;mso-height-relative:page" o:gfxdata="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"/>
+                    <v:shape w14:anchorId="4708BD36" id="Straight Arrow Connector 106" o:spid="_x0000_s1026" type="#_x0000_t32" style="position:absolute;margin-left:94.8pt;margin-top:.95pt;width:136.5pt;height:0;z-index:251660288;visibility:visible;mso-wrap-style:square;mso-width-percent:0;mso-height-percent:0;mso-wrap-distance-left:9pt;mso-wrap-distance-top:0;mso-wrap-distance-right:9pt;mso-wrap-distance-bottom:0;mso-position-horizontal:absolute;mso-position-horizontal-relative:text;mso-position-vertical:absolute;mso-position-vertical-relative:text;mso-width-percent:0;mso-height-percent:0;mso-width-relative:page;mso-height-relative:page" o:gfxdata="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"/>
                   </w:pict>
                 </mc:Fallback>
               </mc:AlternateContent>
@@ -645,7 +347,43 @@
                 <w:sz w:val="26"/>
                 <w:szCs w:val="26"/>
               </w:rPr>
-              <w:t>Số: ……../QĐ-PSTW</w:t>
+              <w:t xml:space="preserve">Số: </w:t>
+            </w:r>
+            <w:r>
+              <w:rPr>
+                <w:rFonts w:ascii="Times New Roman" w:hAnsi="Times New Roman"/>
+                <w:color w:val="000000" w:themeColor="text1"/>
+                <w:sz w:val="26"/>
+                <w:szCs w:val="26"/>
+              </w:rPr>
+              <w:t>[[</w:t>
+            </w:r>
+            <w:r>
+              <w:rPr>
+                <w:rFonts w:ascii="Times New Roman" w:hAnsi="Times New Roman"/>
+                <w:color w:val="000000" w:themeColor="text1"/>
+                <w:sz w:val="26"/>
+                <w:szCs w:val="26"/>
+              </w:rPr>
+              <w:t>Ma</w:t>
+            </w:r>
+            <w:r>
+              <w:rPr>
+                <w:rFonts w:ascii="Times New Roman" w:hAnsi="Times New Roman"/>
+                <w:color w:val="000000" w:themeColor="text1"/>
+                <w:sz w:val="26"/>
+                <w:szCs w:val="26"/>
+              </w:rPr>
+              <w:t>]]</w:t>
+            </w:r>
+            <w:r>
+              <w:rPr>
+                <w:rFonts w:ascii="Times New Roman" w:hAnsi="Times New Roman"/>
+                <w:color w:val="000000" w:themeColor="text1"/>
+                <w:sz w:val="26"/>
+                <w:szCs w:val="26"/>
+              </w:rPr>
+              <w:t>/QĐ-PSTW</w:t>
             </w:r>
           </w:p>
         </w:tc>
@@ -673,7 +411,7 @@
                 <w:sz w:val="26"/>
                 <w:szCs w:val="26"/>
               </w:rPr>
-              <w:t xml:space="preserve">                       Hà Nội, ngày…….tháng……năm..</w:t>
+              <w:t xml:space="preserve">                       Hà Nội, </w:t>
             </w:r>
             <w:r>
               <w:rPr>
@@ -682,9 +420,28 @@
                 <w:color w:val="000000" w:themeColor="text1"/>
                 <w:sz w:val="26"/>
                 <w:szCs w:val="26"/>
-                <w:lang w:val="vi-VN"/>
-              </w:rPr>
-              <w:t>....</w:t>
+              </w:rPr>
+              <w:t>[[</w:t>
+            </w:r>
+            <w:r>
+              <w:rPr>
+                <w:rFonts w:ascii="Times New Roman" w:hAnsi="Times New Roman"/>
+                <w:i/>
+                <w:color w:val="000000" w:themeColor="text1"/>
+                <w:sz w:val="26"/>
+                <w:szCs w:val="26"/>
+              </w:rPr>
+              <w:t>NgayThangNamHienTaiDayDu</w:t>
+            </w:r>
+            <w:r>
+              <w:rPr>
+                <w:rFonts w:ascii="Times New Roman" w:hAnsi="Times New Roman"/>
+                <w:i/>
+                <w:color w:val="000000" w:themeColor="text1"/>
+                <w:sz w:val="26"/>
+                <w:szCs w:val="26"/>
+              </w:rPr>
+              <w:t>]]</w:t>
             </w:r>
             <w:r>
               <w:rPr>
@@ -788,9 +545,28 @@
           <w:color w:val="000000" w:themeColor="text1"/>
           <w:sz w:val="26"/>
           <w:szCs w:val="26"/>
-          <w:lang w:val="vi-VN"/>
-        </w:rPr>
-        <w:t>..........................</w:t>
+        </w:rPr>
+        <w:t>[[</w:t>
+      </w:r>
+      <w:r>
+        <w:rPr>
+          <w:rFonts w:ascii="Times New Roman" w:hAnsi="Times New Roman"/>
+          <w:b/>
+          <w:color w:val="000000" w:themeColor="text1"/>
+          <w:sz w:val="26"/>
+          <w:szCs w:val="26"/>
+        </w:rPr>
+        <w:t>TenKhoaHoc</w:t>
+      </w:r>
+      <w:r>
+        <w:rPr>
+          <w:rFonts w:ascii="Times New Roman" w:hAnsi="Times New Roman"/>
+          <w:b/>
+          <w:color w:val="000000" w:themeColor="text1"/>
+          <w:sz w:val="26"/>
+          <w:szCs w:val="26"/>
+        </w:rPr>
+        <w:t>]]</w:t>
       </w:r>
       <w:r>
         <w:rPr>
@@ -825,7 +601,10 @@
           <w:szCs w:val="26"/>
           <w:lang w:val="vi-VN"/>
         </w:rPr>
-        <w:t>Trình độ:................</w:t>
+        <w:t>Trình độ:</w:t>
+      </w:r>
+      <w:r>
+        <w:t xml:space="preserve"> </w:t>
       </w:r>
       <w:r>
         <w:rPr>
@@ -834,6 +613,17 @@
           <w:color w:val="000000" w:themeColor="text1"/>
           <w:sz w:val="26"/>
           <w:szCs w:val="26"/>
+          <w:lang w:val="vi-VN"/>
+        </w:rPr>
+        <w:t>[[TrinhDoDaoTao]]</w:t>
+      </w:r>
+      <w:r>
+        <w:rPr>
+          <w:rFonts w:ascii="Times New Roman" w:hAnsi="Times New Roman"/>
+          <w:b/>
+          <w:color w:val="000000" w:themeColor="text1"/>
+          <w:sz w:val="26"/>
+          <w:szCs w:val="26"/>
         </w:rPr>
         <w:t>, Mã</w:t>
       </w:r>
@@ -846,7 +636,37 @@
           <w:szCs w:val="26"/>
           <w:lang w:val="vi-VN"/>
         </w:rPr>
-        <w:t xml:space="preserve"> số: .....................</w:t>
+        <w:t xml:space="preserve"> số: </w:t>
+      </w:r>
+      <w:r>
+        <w:rPr>
+          <w:rFonts w:ascii="Times New Roman" w:hAnsi="Times New Roman"/>
+          <w:b/>
+          <w:color w:val="000000" w:themeColor="text1"/>
+          <w:sz w:val="26"/>
+          <w:szCs w:val="26"/>
+        </w:rPr>
+        <w:t>[[</w:t>
+      </w:r>
+      <w:r>
+        <w:rPr>
+          <w:rFonts w:ascii="Times New Roman" w:hAnsi="Times New Roman"/>
+          <w:b/>
+          <w:color w:val="000000" w:themeColor="text1"/>
+          <w:sz w:val="26"/>
+          <w:szCs w:val="26"/>
+        </w:rPr>
+        <w:t>MaLop</w:t>
+      </w:r>
+      <w:r>
+        <w:rPr>
+          <w:rFonts w:ascii="Times New Roman" w:hAnsi="Times New Roman"/>
+          <w:b/>
+          <w:color w:val="000000" w:themeColor="text1"/>
+          <w:sz w:val="26"/>
+          <w:szCs w:val="26"/>
+        </w:rPr>
+        <w:t>]]</w:t>
       </w:r>
     </w:p>
     <w:p>
@@ -873,7 +693,7 @@
         <mc:AlternateContent>
           <mc:Choice Requires="wps">
             <w:drawing>
-              <wp:anchor distT="0" distB="0" distL="114300" distR="114300" simplePos="0" relativeHeight="251662336" behindDoc="0" locked="0" layoutInCell="1" allowOverlap="1" wp14:anchorId="6F9889BA" wp14:editId="49E8A49F">
+              <wp:anchor distT="0" distB="0" distL="114300" distR="114300" simplePos="0" relativeHeight="251662336" behindDoc="0" locked="0" layoutInCell="1" allowOverlap="1" wp14:anchorId="1D0B78D5" wp14:editId="5C273727">
                 <wp:simplePos x="0" y="0"/>
                 <wp:positionH relativeFrom="column">
                   <wp:posOffset>1729739</wp:posOffset>
@@ -922,7 +742,7 @@
           </mc:Choice>
           <mc:Fallback>
             <w:pict>
-              <v:line w14:anchorId="7B9F0D8E" id="Straight Connector 1903682370" o:spid="_x0000_s1026" style="position:absolute;z-index:251662336;visibility:visible;mso-wrap-style:square;mso-wrap-distance-left:9pt;mso-wrap-distance-top:0;mso-wrap-distance-right:9pt;mso-wrap-distance-bottom:0;mso-position-horizontal:absolute;mso-position-horizontal-relative:text;mso-position-vertical:absolute;mso-position-vertical-relative:text" from="136.2pt,1.4pt" to="330.45pt,1.4pt" o:gfxdata="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" strokecolor="black [3200]" strokeweight=".5pt">
+              <v:line w14:anchorId="391B0A08" id="Straight Connector 1903682370" o:spid="_x0000_s1026" style="position:absolute;z-index:251662336;visibility:visible;mso-wrap-style:square;mso-wrap-distance-left:9pt;mso-wrap-distance-top:0;mso-wrap-distance-right:9pt;mso-wrap-distance-bottom:0;mso-position-horizontal:absolute;mso-position-horizontal-relative:text;mso-position-vertical:absolute;mso-position-vertical-relative:text" from="136.2pt,1.4pt" to="330.45pt,1.4pt" o:gfxdata="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" strokecolor="black [3200]" strokeweight=".5pt">
                 <v:stroke joinstyle="miter"/>
               </v:line>
             </w:pict>
@@ -989,7 +809,43 @@
           <w:sz w:val="26"/>
           <w:szCs w:val="26"/>
         </w:rPr>
-        <w:t>Căn cứ …;</w:t>
+        <w:t xml:space="preserve">Căn cứ </w:t>
+      </w:r>
+      <w:r>
+        <w:rPr>
+          <w:i/>
+          <w:color w:val="000000" w:themeColor="text1"/>
+          <w:sz w:val="26"/>
+          <w:szCs w:val="26"/>
+        </w:rPr>
+        <w:t>[[</w:t>
+      </w:r>
+      <w:r>
+        <w:rPr>
+          <w:i/>
+          <w:color w:val="000000" w:themeColor="text1"/>
+          <w:sz w:val="26"/>
+          <w:szCs w:val="26"/>
+        </w:rPr>
+        <w:t>Cancu</w:t>
+      </w:r>
+      <w:r>
+        <w:rPr>
+          <w:i/>
+          <w:color w:val="000000" w:themeColor="text1"/>
+          <w:sz w:val="26"/>
+          <w:szCs w:val="26"/>
+        </w:rPr>
+        <w:t>]]</w:t>
+      </w:r>
+      <w:r>
+        <w:rPr>
+          <w:i/>
+          <w:color w:val="000000" w:themeColor="text1"/>
+          <w:sz w:val="26"/>
+          <w:szCs w:val="26"/>
+        </w:rPr>
+        <w:t>;</w:t>
       </w:r>
     </w:p>
     <w:p>
@@ -1014,7 +870,47 @@
           <w:sz w:val="26"/>
           <w:szCs w:val="26"/>
         </w:rPr>
-        <w:t>Căn cứ …;</w:t>
+        <w:t xml:space="preserve">Căn cứ </w:t>
+      </w:r>
+      <w:r>
+        <w:rPr>
+          <w:rFonts w:ascii="Times New Roman" w:hAnsi="Times New Roman"/>
+          <w:i/>
+          <w:color w:val="000000" w:themeColor="text1"/>
+          <w:sz w:val="26"/>
+          <w:szCs w:val="26"/>
+        </w:rPr>
+        <w:t>[[</w:t>
+      </w:r>
+      <w:r>
+        <w:rPr>
+          <w:rFonts w:ascii="Times New Roman" w:hAnsi="Times New Roman"/>
+          <w:i/>
+          <w:color w:val="000000" w:themeColor="text1"/>
+          <w:sz w:val="26"/>
+          <w:szCs w:val="26"/>
+        </w:rPr>
+        <w:t>Cancu</w:t>
+      </w:r>
+      <w:r>
+        <w:rPr>
+          <w:rFonts w:ascii="Times New Roman" w:hAnsi="Times New Roman"/>
+          <w:i/>
+          <w:color w:val="000000" w:themeColor="text1"/>
+          <w:sz w:val="26"/>
+          <w:szCs w:val="26"/>
+        </w:rPr>
+        <w:t>]]</w:t>
+      </w:r>
+      <w:r>
+        <w:rPr>
+          <w:rFonts w:ascii="Times New Roman" w:hAnsi="Times New Roman"/>
+          <w:i/>
+          <w:color w:val="000000" w:themeColor="text1"/>
+          <w:sz w:val="26"/>
+          <w:szCs w:val="26"/>
+        </w:rPr>
+        <w:t>;</w:t>
       </w:r>
     </w:p>
     <w:p>
@@ -1119,7 +1015,229 @@
           <w:szCs w:val="26"/>
           <w:lang w:val="vi-VN"/>
         </w:rPr>
-        <w:t xml:space="preserve"> Tổ chức khóa đào tạo liên tục: “…………………………..”, trình độ: ………... , Mã số ………… dành cho đối tượng là ……… từ ngày …/…/20… đến ngày …/…/20…. Chương trình đào tạo chi tiết tại phụ lục I.</w:t>
+        <w:t xml:space="preserve"> Tổ chức khóa đào tạo liên tục: “</w:t>
+      </w:r>
+      <w:r>
+        <w:rPr>
+          <w:rFonts w:ascii="Times New Roman" w:hAnsi="Times New Roman"/>
+          <w:color w:val="000000" w:themeColor="text1"/>
+          <w:sz w:val="26"/>
+          <w:szCs w:val="26"/>
+        </w:rPr>
+        <w:t>[[</w:t>
+      </w:r>
+      <w:r>
+        <w:rPr>
+          <w:rFonts w:ascii="Times New Roman" w:hAnsi="Times New Roman"/>
+          <w:color w:val="000000" w:themeColor="text1"/>
+          <w:sz w:val="26"/>
+          <w:szCs w:val="26"/>
+        </w:rPr>
+        <w:t>TenKhoaHoc</w:t>
+      </w:r>
+      <w:r>
+        <w:rPr>
+          <w:rFonts w:ascii="Times New Roman" w:hAnsi="Times New Roman"/>
+          <w:color w:val="000000" w:themeColor="text1"/>
+          <w:sz w:val="26"/>
+          <w:szCs w:val="26"/>
+        </w:rPr>
+        <w:t>]]</w:t>
+      </w:r>
+      <w:r>
+        <w:rPr>
+          <w:rFonts w:ascii="Times New Roman" w:hAnsi="Times New Roman"/>
+          <w:color w:val="000000" w:themeColor="text1"/>
+          <w:sz w:val="26"/>
+          <w:szCs w:val="26"/>
+          <w:lang w:val="vi-VN"/>
+        </w:rPr>
+        <w:t xml:space="preserve">”, trình độ: </w:t>
+      </w:r>
+      <w:r>
+        <w:rPr>
+          <w:rFonts w:ascii="Times New Roman" w:hAnsi="Times New Roman"/>
+          <w:color w:val="000000" w:themeColor="text1"/>
+          <w:sz w:val="26"/>
+          <w:szCs w:val="26"/>
+        </w:rPr>
+        <w:t>[[</w:t>
+      </w:r>
+      <w:r>
+        <w:rPr>
+          <w:rFonts w:ascii="Times New Roman" w:hAnsi="Times New Roman"/>
+          <w:color w:val="000000" w:themeColor="text1"/>
+          <w:sz w:val="26"/>
+          <w:szCs w:val="26"/>
+        </w:rPr>
+        <w:t>TrinhDoDaoTao</w:t>
+      </w:r>
+      <w:r>
+        <w:rPr>
+          <w:rFonts w:ascii="Times New Roman" w:hAnsi="Times New Roman"/>
+          <w:color w:val="000000" w:themeColor="text1"/>
+          <w:sz w:val="26"/>
+          <w:szCs w:val="26"/>
+        </w:rPr>
+        <w:t>]]</w:t>
+      </w:r>
+      <w:r>
+        <w:rPr>
+          <w:rFonts w:ascii="Times New Roman" w:hAnsi="Times New Roman"/>
+          <w:color w:val="000000" w:themeColor="text1"/>
+          <w:sz w:val="26"/>
+          <w:szCs w:val="26"/>
+          <w:lang w:val="vi-VN"/>
+        </w:rPr>
+        <w:t xml:space="preserve"> , Mã số </w:t>
+      </w:r>
+      <w:r>
+        <w:rPr>
+          <w:rFonts w:ascii="Times New Roman" w:hAnsi="Times New Roman"/>
+          <w:color w:val="000000" w:themeColor="text1"/>
+          <w:sz w:val="26"/>
+          <w:szCs w:val="26"/>
+        </w:rPr>
+        <w:t>[[</w:t>
+      </w:r>
+      <w:r>
+        <w:rPr>
+          <w:rFonts w:ascii="Times New Roman" w:hAnsi="Times New Roman"/>
+          <w:color w:val="000000" w:themeColor="text1"/>
+          <w:sz w:val="26"/>
+          <w:szCs w:val="26"/>
+        </w:rPr>
+        <w:t>MaLop</w:t>
+      </w:r>
+      <w:r>
+        <w:rPr>
+          <w:rFonts w:ascii="Times New Roman" w:hAnsi="Times New Roman"/>
+          <w:color w:val="000000" w:themeColor="text1"/>
+          <w:sz w:val="26"/>
+          <w:szCs w:val="26"/>
+        </w:rPr>
+        <w:t>]]</w:t>
+      </w:r>
+      <w:r>
+        <w:rPr>
+          <w:rFonts w:ascii="Times New Roman" w:hAnsi="Times New Roman"/>
+          <w:color w:val="000000" w:themeColor="text1"/>
+          <w:sz w:val="26"/>
+          <w:szCs w:val="26"/>
+          <w:lang w:val="vi-VN"/>
+        </w:rPr>
+        <w:t xml:space="preserve"> dành cho đối tượng là </w:t>
+      </w:r>
+      <w:r>
+        <w:rPr>
+          <w:rFonts w:ascii="Times New Roman" w:hAnsi="Times New Roman"/>
+          <w:color w:val="000000" w:themeColor="text1"/>
+          <w:sz w:val="26"/>
+          <w:szCs w:val="26"/>
+        </w:rPr>
+        <w:t>[[</w:t>
+      </w:r>
+      <w:r>
+        <w:rPr>
+          <w:rFonts w:ascii="Times New Roman" w:hAnsi="Times New Roman"/>
+          <w:color w:val="000000" w:themeColor="text1"/>
+          <w:sz w:val="26"/>
+          <w:szCs w:val="26"/>
+        </w:rPr>
+        <w:t>DoiTuongLopHoc</w:t>
+      </w:r>
+      <w:r>
+        <w:rPr>
+          <w:rFonts w:ascii="Times New Roman" w:hAnsi="Times New Roman"/>
+          <w:color w:val="000000" w:themeColor="text1"/>
+          <w:sz w:val="26"/>
+          <w:szCs w:val="26"/>
+        </w:rPr>
+        <w:t>]]</w:t>
+      </w:r>
+      <w:r>
+        <w:rPr>
+          <w:rFonts w:ascii="Times New Roman" w:hAnsi="Times New Roman"/>
+          <w:color w:val="000000" w:themeColor="text1"/>
+          <w:sz w:val="26"/>
+          <w:szCs w:val="26"/>
+          <w:lang w:val="vi-VN"/>
+        </w:rPr>
+        <w:t xml:space="preserve"> từ ngày </w:t>
+      </w:r>
+      <w:r>
+        <w:rPr>
+          <w:rFonts w:ascii="Times New Roman" w:hAnsi="Times New Roman"/>
+          <w:color w:val="000000" w:themeColor="text1"/>
+          <w:sz w:val="26"/>
+          <w:szCs w:val="26"/>
+        </w:rPr>
+        <w:t>[[</w:t>
+      </w:r>
+      <w:r>
+        <w:rPr>
+          <w:rFonts w:ascii="Times New Roman" w:hAnsi="Times New Roman"/>
+          <w:color w:val="000000" w:themeColor="text1"/>
+          <w:sz w:val="26"/>
+          <w:szCs w:val="26"/>
+        </w:rPr>
+        <w:t>NgayKhaiGiang</w:t>
+      </w:r>
+      <w:r>
+        <w:rPr>
+          <w:rFonts w:ascii="Times New Roman" w:hAnsi="Times New Roman"/>
+          <w:color w:val="000000" w:themeColor="text1"/>
+          <w:sz w:val="26"/>
+          <w:szCs w:val="26"/>
+        </w:rPr>
+        <w:t>]]</w:t>
+      </w:r>
+      <w:r>
+        <w:rPr>
+          <w:rFonts w:ascii="Times New Roman" w:hAnsi="Times New Roman"/>
+          <w:color w:val="000000" w:themeColor="text1"/>
+          <w:sz w:val="26"/>
+          <w:szCs w:val="26"/>
+          <w:lang w:val="vi-VN"/>
+        </w:rPr>
+        <w:t xml:space="preserve"> đến ngày </w:t>
+      </w:r>
+      <w:r>
+        <w:rPr>
+          <w:rFonts w:ascii="Times New Roman" w:hAnsi="Times New Roman"/>
+          <w:color w:val="000000" w:themeColor="text1"/>
+          <w:sz w:val="26"/>
+          <w:szCs w:val="26"/>
+        </w:rPr>
+        <w:t>[[</w:t>
+      </w:r>
+      <w:r>
+        <w:rPr>
+          <w:rFonts w:ascii="Times New Roman" w:hAnsi="Times New Roman"/>
+          <w:color w:val="000000" w:themeColor="text1"/>
+          <w:sz w:val="26"/>
+          <w:szCs w:val="26"/>
+        </w:rPr>
+        <w:t>NgayKetThuc</w:t>
+      </w:r>
+      <w:r>
+        <w:rPr>
+          <w:rFonts w:ascii="Times New Roman" w:hAnsi="Times New Roman"/>
+          <w:color w:val="000000" w:themeColor="text1"/>
+          <w:sz w:val="26"/>
+          <w:szCs w:val="26"/>
+        </w:rPr>
+        <w:t>]]</w:t>
+      </w:r>
+      <w:r>
+        <w:rPr>
+          <w:rFonts w:ascii="Times New Roman" w:hAnsi="Times New Roman"/>
+          <w:color w:val="000000" w:themeColor="text1"/>
+          <w:sz w:val="26"/>
+          <w:szCs w:val="26"/>
+          <w:lang w:val="vi-VN"/>
+        </w:rPr>
+        <w:t xml:space="preserve"> Chương trình đào tạo chi tiết tại phụ lục I.</w:t>
       </w:r>
     </w:p>
     <w:p>
@@ -1384,24 +1502,6 @@
               </w:rPr>
             </w:pPr>
           </w:p>
-          <w:p>
-            <w:pPr>
-              <w:shd w:val="clear" w:color="auto" w:fill="FFFFFF" w:themeFill="background1"/>
-              <w:rPr>
-                <w:rFonts w:ascii="Times New Roman" w:hAnsi="Times New Roman"/>
-                <w:color w:val="000000" w:themeColor="text1"/>
-              </w:rPr>
-            </w:pPr>
-          </w:p>
-          <w:p>
-            <w:pPr>
-              <w:shd w:val="clear" w:color="auto" w:fill="FFFFFF" w:themeFill="background1"/>
-              <w:rPr>
-                <w:rFonts w:ascii="Times New Roman" w:hAnsi="Times New Roman"/>
-                <w:color w:val="000000" w:themeColor="text1"/>
-              </w:rPr>
-            </w:pPr>
-          </w:p>
         </w:tc>
         <w:tc>
           <w:tcPr>
@@ -1518,40 +1618,6 @@
         </w:tc>
       </w:tr>
     </w:tbl>
-    <w:p>
-      <w:pPr>
-        <w:shd w:val="clear" w:color="auto" w:fill="FFFFFF" w:themeFill="background1"/>
-        <w:spacing w:line="300" w:lineRule="auto"/>
-        <w:jc w:val="center"/>
-        <w:rPr>
-          <w:rFonts w:ascii="Times New Roman" w:hAnsi="Times New Roman"/>
-          <w:b/>
-          <w:color w:val="000000" w:themeColor="text1"/>
-          <w:lang w:val="vi-VN"/>
-        </w:rPr>
-      </w:pPr>
-    </w:p>
-    <w:p>
-      <w:pPr>
-        <w:shd w:val="clear" w:color="auto" w:fill="FFFFFF" w:themeFill="background1"/>
-        <w:spacing w:after="160" w:line="278" w:lineRule="auto"/>
-        <w:rPr>
-          <w:rFonts w:ascii="Times New Roman" w:hAnsi="Times New Roman"/>
-          <w:b/>
-          <w:color w:val="000000" w:themeColor="text1"/>
-          <w:lang w:val="vi-VN"/>
-        </w:rPr>
-      </w:pPr>
-      <w:r>
-        <w:rPr>
-          <w:rFonts w:ascii="Times New Roman" w:hAnsi="Times New Roman"/>
-          <w:b/>
-          <w:color w:val="000000" w:themeColor="text1"/>
-          <w:lang w:val="vi-VN"/>
-        </w:rPr>
-        <w:br w:type="page"/>
-      </w:r>
-    </w:p>
     <w:p/>
     <w:sectPr>
       <w:pgSz w:w="11907" w:h="16840" w:code="9"/>
@@ -1564,7 +1630,7 @@
 </file>
 
 <file path=word/styles.xml><?xml version="1.0" encoding="utf-8"?>
-<w:styles xmlns:mc="http://schemas.openxmlformats.org/markup-compatibility/2006" xmlns:r="http://schemas.openxmlformats.org/officeDocument/2006/relationships" xmlns:w="http://schemas.openxmlformats.org/wordprocessingml/2006/main" xmlns:w14="http://schemas.microsoft.com/office/word/2010/wordml" xmlns:w15="http://schemas.microsoft.com/office/word/2012/wordml" xmlns:w16cex="http://schemas.microsoft.com/office/word/2018/wordml/cex" xmlns:w16cid="http://schemas.microsoft.com/office/word/2016/wordml/cid" xmlns:w16="http://schemas.microsoft.com/office/word/2018/wordml" xmlns:w16sdtdh="http://schemas.microsoft.com/office/word/2020/wordml/sdtdatahash" xmlns:w16se="http://schemas.microsoft.com/office/word/2015/wordml/symex" mc:Ignorable="w14 w15 w16se w16cid w16 w16cex w16sdtdh">
+<w:styles xmlns:mc="http://schemas.openxmlformats.org/markup-compatibility/2006" xmlns:r="http://schemas.openxmlformats.org/officeDocument/2006/relationships" xmlns:w="http://schemas.openxmlformats.org/wordprocessingml/2006/main" xmlns:w14="http://schemas.microsoft.com/office/word/2010/wordml" xmlns:w15="http://schemas.microsoft.com/office/word/2012/wordml" xmlns:w16cex="http://schemas.microsoft.com/office/word/2018/wordml/cex" xmlns:w16cid="http://schemas.microsoft.com/office/word/2016/wordml/cid" xmlns:w16="http://schemas.microsoft.com/office/word/2018/wordml" xmlns:w16du="http://schemas.microsoft.com/office/word/2023/wordml/word16du" xmlns:w16sdtdh="http://schemas.microsoft.com/office/word/2020/wordml/sdtdatahash" xmlns:w16sdtfl="http://schemas.microsoft.com/office/word/2024/wordml/sdtformatlock" xmlns:w16se="http://schemas.microsoft.com/office/word/2015/wordml/symex" mc:Ignorable="w14 w15 w16se w16cid w16 w16cex w16sdtdh w16sdtfl w16du">
   <w:docDefaults>
     <w:rPrDefault>
       <w:rPr>
